--- a/public/4_Template_Mailing_NCS.docx
+++ b/public/4_Template_Mailing_NCS.docx
@@ -119,7 +119,7 @@
                 <w:color w:val="000000"/>
                 <w:szCs w:val="16"/>
               </w:rPr>
-              <w:t>6 tháng)</w:t>
+              <w:t>6 {footer_date})</w:t>
             </w:r>
             <w:r>
               <w:rPr>
@@ -602,7 +602,7 @@
           <w:szCs w:val="26"/>
           <w:lang w:val="vi-VN"/>
         </w:rPr>
-        <w:t xml:space="preserve">- Họ và tên: {fullName}:  - Ngày sinh:  / / </w:t>
+        <w:t xml:space="preserve">- Họ và tên: {fullName}  - Ngày sinh:  / / </w:t>
       </w:r>
       <w:r>
         <w:rPr>
@@ -3012,7 +3012,7 @@
           <w:sz w:val="26"/>
           <w:szCs w:val="26"/>
         </w:rPr>
-        <w:t>Ngành: {uni_major}:………………………..………………….Chuyên ngành:………………………………</w:t>
+        <w:t>Ngành: {uni_major}………………………..………………….Chuyên ngành:………………………………</w:t>
       </w:r>
       <w:proofErr w:type="gramEnd"/>
       <w:r>
@@ -3435,7 +3435,7 @@
           <w:sz w:val="26"/>
           <w:szCs w:val="26"/>
         </w:rPr>
-        <w:t>Ngành: {uni_major}:………………………..………………….Chuyên ngành:………………………………</w:t>
+        <w:t>Ngành: {uni_major}………………………..………………….Chuyên ngành:………………………………</w:t>
       </w:r>
       <w:proofErr w:type="gramEnd"/>
       <w:r>
@@ -4090,7 +4090,7 @@
                 <w:szCs w:val="26"/>
                 <w:lang w:val="pt-BR"/>
               </w:rPr>
-              <w:t xml:space="preserve"> )</w:t>
+              <w:t>...)</w:t>
             </w:r>
           </w:p>
         </w:tc>
@@ -5362,7 +5362,7 @@
           <w:szCs w:val="26"/>
           <w:u w:val="single"/>
         </w:rPr>
-        <w:t>VII. CÁC CÔNG TRÌNH KHOA HỌC ĐÃ CÔNG BỐ:</w:t>
+        <w:t>VII. CÁC CÔNG TRÌNH KHOA HỌC: {#scientificWorks}{.}{/scientificWorks} ĐÃ CÔNG BỐ:</w:t>
       </w:r>
     </w:p>
     <w:p>
@@ -5546,7 +5546,7 @@
           <w:sz w:val="26"/>
           <w:szCs w:val="26"/>
         </w:rPr>
-        <w:t xml:space="preserve">Khen thưởng: {rewards}: …………………………………………………………………………… </w:t>
+        <w:t xml:space="preserve">Khen thưởng: {rewards} …………………………………………………………………………… </w:t>
       </w:r>
       <w:r>
         <w:rPr>
@@ -5628,7 +5628,7 @@
           <w:sz w:val="26"/>
           <w:szCs w:val="26"/>
         </w:rPr>
-        <w:t>Kỷ luật: {discipline}:………………………………………………………………………………………..</w:t>
+        <w:t>Kỷ luật: {discipline}………………………………………………………………………………………..</w:t>
       </w:r>
       <w:proofErr w:type="gramStart"/>
       <w:r>
@@ -6054,7 +6054,7 @@
           <w:sz w:val="26"/>
           <w:szCs w:val="26"/>
         </w:rPr>
-        <w:t xml:space="preserve">- Địa chỉ thường trú: </w:t>
+        <w:t xml:space="preserve">- Địa chỉ: {father_address}: </w:t>
       </w:r>
       <w:r>
         <w:rPr>
@@ -6135,7 +6135,7 @@
           <w:sz w:val="26"/>
           <w:szCs w:val="26"/>
         </w:rPr>
-        <w:t xml:space="preserve">- Trình độ học vấn:   Sau đại học </w:t>
+        <w:t xml:space="preserve">- Trình độ: SĐH {father_edu_sdh} ĐH {father_edu_dh} CĐ {father_edu_cd} TC {father_edu_tc} PTTH {father_edu_ptth} Chưa TN {father_edu_chuatn}:   Sau đại học </w:t>
         <w:tab/>
         <w:t xml:space="preserve"> Đại học           Cao đẳng          Trung cấp</w:t>
         <w:tab/>
@@ -6518,7 +6518,7 @@
           <w:sz w:val="26"/>
           <w:szCs w:val="26"/>
         </w:rPr>
-        <w:t xml:space="preserve">- Địa chỉ thường trú: </w:t>
+        <w:t xml:space="preserve">- Địa chỉ: {father_address}: </w:t>
       </w:r>
       <w:r>
         <w:rPr>
@@ -6684,7 +6684,7 @@
           <w:sz w:val="26"/>
           <w:szCs w:val="26"/>
         </w:rPr>
-        <w:t xml:space="preserve">- Trình độ học vấn:   Sau đại học </w:t>
+        <w:t xml:space="preserve">- Trình độ: SĐH {father_edu_sdh} ĐH {father_edu_dh} CĐ {father_edu_cd} TC {father_edu_tc} PTTH {father_edu_ptth} Chưa TN {father_edu_chuatn}:   Sau đại học </w:t>
         <w:tab/>
         <w:t xml:space="preserve"> Đại học           Cao đẳng        Trung cấp</w:t>
         <w:tab/>
@@ -6962,7 +6962,7 @@
           <w:sz w:val="26"/>
           <w:szCs w:val="26"/>
         </w:rPr>
-        <w:t xml:space="preserve">- Địa chỉ thường trú: </w:t>
+        <w:t xml:space="preserve">- Địa chỉ: {father_address}: </w:t>
       </w:r>
       <w:r>
         <w:rPr>
@@ -7161,7 +7161,7 @@
           <w:sz w:val="26"/>
           <w:szCs w:val="26"/>
         </w:rPr>
-        <w:t xml:space="preserve">- Trình độ học vấn:   Sau đại học </w:t>
+        <w:t xml:space="preserve">- Trình độ: SĐH {father_edu_sdh} ĐH {father_edu_dh} CĐ {father_edu_cd} TC {father_edu_tc} PTTH {father_edu_ptth} Chưa TN {father_edu_chuatn}:   Sau đại học </w:t>
         <w:tab/>
         <w:t xml:space="preserve"> Đại học           Cao đẳng        Trung cấp</w:t>
         <w:tab/>
@@ -7488,7 +7488,7 @@
                 <w:sz w:val="26"/>
                 <w:szCs w:val="26"/>
               </w:rPr>
-              <w:t xml:space="preserve">…..……… , ngày   tháng …  năm 20 </w:t>
+              <w:t xml:space="preserve">…..……… {footer_date}   tháng …  năm 20 </w:t>
             </w:r>
             <w:proofErr w:type="gramEnd"/>
             <w:r>
